--- a/04_支援会社提出パッケージ/01_regulations_word/16_anti_social_forces_rules_draft.docx
+++ b/04_支援会社提出パッケージ/01_regulations_word/16_anti_social_forces_rules_draft.docx
@@ -706,7 +706,7 @@
           <w:b w:val="0"/>
           <w:i w:val="0"/>
         </w:rPr>
-        <w:t>反社チェックは、対象者の属性及び取引の重要性に応じて、次の方法により行う。</w:t>
+        <w:t>反社チェックは、初期運用ではWeb検索、新聞記事検索その他公開情報による簡易チェックから開始し、対象者の属性及び取引の重要性に応じて、次の方法により行う。</w:t>
       </w:r>
     </w:p>
     <w:p>
@@ -973,7 +973,7 @@
           <w:b w:val="0"/>
           <w:i w:val="0"/>
         </w:rPr>
-        <w:t>必要に応じて、弁護士、警察その他外部専門機関へ相談する。</w:t>
+        <w:t>必要に応じて、弁護士法人Oneasiaの越路先生、警察その他外部専門機関へ相談する。</w:t>
       </w:r>
     </w:p>
     <w:p>
@@ -1516,51 +1516,6 @@
           <w:b w:val="0"/>
           <w:i w:val="0"/>
         </w:rPr>
-        <w:t>反社チェックの担当者</w:t>
-      </w:r>
-    </w:p>
-    <w:p>
-      <w:pPr>
-        <w:pStyle w:val="ListBullet"/>
-        <w:spacing w:before="0" w:after="160" w:line="280" w:lineRule="auto"/>
-        <w:ind w:left="720" w:hanging="360"/>
-      </w:pPr>
-      <w:r>
-        <w:rPr>
-          <w:rFonts w:ascii="Arial Unicode MS" w:hAnsi="Arial Unicode MS" w:eastAsia="Arial Unicode MS" w:cs="Arial Unicode MS"/>
-          <w:b w:val="0"/>
-          <w:i w:val="0"/>
-        </w:rPr>
-        <w:t>外部調査サービスを利用するか</w:t>
-      </w:r>
-    </w:p>
-    <w:p>
-      <w:pPr>
-        <w:pStyle w:val="ListBullet"/>
-        <w:spacing w:before="0" w:after="160" w:line="280" w:lineRule="auto"/>
-        <w:ind w:left="720" w:hanging="360"/>
-      </w:pPr>
-      <w:r>
-        <w:rPr>
-          <w:rFonts w:ascii="Arial Unicode MS" w:hAnsi="Arial Unicode MS" w:eastAsia="Arial Unicode MS" w:cs="Arial Unicode MS"/>
-          <w:b w:val="0"/>
-          <w:i w:val="0"/>
-        </w:rPr>
-        <w:t>既存取引先の初回チェック完了期限</w:t>
-      </w:r>
-    </w:p>
-    <w:p>
-      <w:pPr>
-        <w:pStyle w:val="ListBullet"/>
-        <w:spacing w:before="0" w:after="160" w:line="280" w:lineRule="auto"/>
-        <w:ind w:left="720" w:hanging="360"/>
-      </w:pPr>
-      <w:r>
-        <w:rPr>
-          <w:rFonts w:ascii="Arial Unicode MS" w:hAnsi="Arial Unicode MS" w:eastAsia="Arial Unicode MS" w:cs="Arial Unicode MS"/>
-          <w:b w:val="0"/>
-          <w:i w:val="0"/>
-        </w:rPr>
         <w:t>役員、従業員、採用候補者へのチェック範囲</w:t>
       </w:r>
     </w:p>
@@ -1591,7 +1546,7 @@
           <w:b w:val="0"/>
           <w:i w:val="0"/>
         </w:rPr>
-        <w:t>疑義発生時の相談先弁護士</w:t>
+        <w:t>Notionの管理項目</w:t>
       </w:r>
     </w:p>
     <w:p>
@@ -1606,7 +1561,7 @@
           <w:b w:val="0"/>
           <w:i w:val="0"/>
         </w:rPr>
-        <w:t>Notionの管理項目</w:t>
+        <w:t>外部調査サービスを利用する場合の開始時期</w:t>
       </w:r>
     </w:p>
     <w:p>
@@ -1679,7 +1634,52 @@
           <w:b w:val="0"/>
           <w:i w:val="0"/>
         </w:rPr>
-        <w:t>新規取引先から段階的に反社チェックを開始する。</w:t>
+        <w:t>反社チェックの担当者は管理部とする。</w:t>
+      </w:r>
+    </w:p>
+    <w:p>
+      <w:pPr>
+        <w:pStyle w:val="ListBullet"/>
+        <w:spacing w:before="0" w:after="160" w:line="280" w:lineRule="auto"/>
+        <w:ind w:left="720" w:hanging="360"/>
+      </w:pPr>
+      <w:r>
+        <w:rPr>
+          <w:rFonts w:ascii="Arial Unicode MS" w:hAnsi="Arial Unicode MS" w:eastAsia="Arial Unicode MS" w:cs="Arial Unicode MS"/>
+          <w:b w:val="0"/>
+          <w:i w:val="0"/>
+        </w:rPr>
+        <w:t>初期はWeb検索、新聞記事検索その他公開情報による簡易チェックから開始する。</w:t>
+      </w:r>
+    </w:p>
+    <w:p>
+      <w:pPr>
+        <w:pStyle w:val="ListBullet"/>
+        <w:spacing w:before="0" w:after="160" w:line="280" w:lineRule="auto"/>
+        <w:ind w:left="720" w:hanging="360"/>
+      </w:pPr>
+      <w:r>
+        <w:rPr>
+          <w:rFonts w:ascii="Arial Unicode MS" w:hAnsi="Arial Unicode MS" w:eastAsia="Arial Unicode MS" w:cs="Arial Unicode MS"/>
+          <w:b w:val="0"/>
+          <w:i w:val="0"/>
+        </w:rPr>
+        <w:t>新規取引先から段階的に反社チェックを開始し、既存取引先の初回チェックはN-1期中に完了する。</w:t>
+      </w:r>
+    </w:p>
+    <w:p>
+      <w:pPr>
+        <w:pStyle w:val="ListBullet"/>
+        <w:spacing w:before="0" w:after="160" w:line="280" w:lineRule="auto"/>
+        <w:ind w:left="720" w:hanging="360"/>
+      </w:pPr>
+      <w:r>
+        <w:rPr>
+          <w:rFonts w:ascii="Arial Unicode MS" w:hAnsi="Arial Unicode MS" w:eastAsia="Arial Unicode MS" w:cs="Arial Unicode MS"/>
+          <w:b w:val="0"/>
+          <w:i w:val="0"/>
+        </w:rPr>
+        <w:t>疑義発生時の相談先は、弁護士法人Oneasiaの越路先生とする。</w:t>
       </w:r>
     </w:p>
     <w:sectPr>
